--- a/중국어_대화문/6부_docx/6부_09화_엇갈림.docx
+++ b/중국어_대화문/6부_docx/6부_09화_엇갈림.docx
@@ -18,7 +18,7 @@
         <w:t>등장인물:</w:t>
       </w:r>
       <w:r>
-        <w:t xml:space="preserve"> 쑤민 苏敏(46세, 변호사 자격이 취소된 '공민 대리인', 잉훠 창구 운영자) / 샤오신 小辛(29세, 잉훠 오래된 자원활동가) / 샤오위안 肖远(50세, 잉훠 동료, 자격을 잃은 전직 변호사) / 쑹 경관 宋警官(50대 중반, 창촨시 공안국 국내안전보위 지대 요원) / 회색 점퍼 灰夹克(20대 후반, 따라붙는 '일상 관심' 요원) / 스샤오야 石小芽(27세, 탕쉐의 옛 제자, 향 중심소학 교사) / 탕다산 唐大山(40대 중반, 탕쉐의 사촌 동생, 면포차 기사) / 스만툰 石满囤(87세, 옛 우시촌 노인) / 탕 어머니 唐大娘(71세, 탕쉐의 어머니, 문맹) / 스 아주머니 石婶(50대, 스만툰의 며느리) / 레이창건 雷长根(75세, 옛 우시촌 촌 당지부 서기) / 레이샤오바오 雷小宝(28세, 레이창건의 손자, 광산 계열 물업회사 직원)</w:t>
+        <w:t xml:space="preserve"> 쑤민 苏敏(47세, 변호사 자격이 취소된 '공민 대리인', 잉훠 창구 운영자) / 샤오신 小辛(30세, 잉훠 오래된 자원활동가) / 샤오위안 肖远(51세, 잉훠 동료, 자격을 잃은 전직 변호사) / 쑹 경관 宋警官(50대 중반, 창촨시 공안국 국내안전보위 지대 요원) / 회색 점퍼 灰夹克(20대 후반, 따라붙는 '일상 관심' 요원) / 스샤오야 石小芽(27세, 탕쉐의 옛 제자, 향 중심소학 교사) / 탕다산 唐大山(40대 중반, 탕쉐의 사촌 동생, 면포차 기사) / 스만툰 石满囤(87세, 옛 우시촌 노인) / 탕 어머니 唐大娘(71세, 탕쉐의 어머니, 문맹) / 스 아주머니 石婶(50대, 스만툰의 며느리) / 레이창건 雷长根(75세, 옛 우시촌 촌 당지부 서기) / 레이샤오바오 雷小宝(28세, 레이창건의 손자, 광산 계열 물업회사 직원)</w:t>
       </w:r>
     </w:p>
     <w:p>
@@ -444,7 +444,7 @@
     </w:p>
     <w:p>
       <w:r>
-        <w:t>(十一月六日，星期六，早上六点五十分。长途汽车北站的候车厅里暖气不足，人们抱着包袱，哈出白气。苏敏背着一只旧帆布包，包里有保温瓶，有一块蓝布裹好的东西，还有一包用红纸扎起来的挂面，是母亲上个月托柳河县的邻居捎来的，一直收在柜顶。卢奶奶昨晚摸黑下了三层楼，硬塞给她四个鸡蛋，说卧在面里，才像过生日。大巴开出站台，苏敏坐在靠窗的第三排。过了一会儿，一个穿灰夹克的年轻人上车，扫了一眼，在隔着过道、斜后方两排的位置坐下，把手机立在膝头。)</w:t>
+        <w:t>(十一月六日，星期六，早上六点五十分。长途汽车北站的候车厅里暖气不足，人们抱着包袱，哈出白气。苏敏背着一只旧帆布包，包里有保温瓶，有一块蓝布裹好的东西，还有一包用红纸扎起来的挂面，是母亲上个月托柳河县的邻居捎来的，一直收在柜顶。卢奶奶昨晚摸黑过来，硬塞给她四个鸡蛋，说卧在面里，才像过生日。大巴开出站台，苏敏坐在靠窗的第三排。过了一会儿，一个穿灰夹克的年轻人上车，扫了一眼，在隔着过道、斜后方两排的位置坐下，把手机立在膝头。)</w:t>
       </w:r>
     </w:p>
     <w:p>
@@ -547,7 +547,7 @@
     </w:p>
     <w:p>
       <w:r>
-        <w:t>(她回到自己的座位，把帆布包抱在怀里。窗外的城市一点一点退下去，换成光秃秃的杨树和收割完的田。她想起二十三天前清晨的巷口，没有再想下去，把脸贴近玻璃，玻璃很凉。)</w:t>
+        <w:t>(她回到自己的座位，把帆布包抱在怀里。窗外的城市一点一点退下去，换成光秃秃的杨树和收割完的田。她想起二十五天前清晨的巷口，没有再想下去，把脸贴近玻璃，玻璃很凉。)</w:t>
       </w:r>
     </w:p>
     <w:p>
@@ -1787,7 +1787,7 @@
         <w:t>雷长根:</w:t>
       </w:r>
       <w:r>
-        <w:t xml:space="preserve"> 爸，您……</w:t>
+        <w:t xml:space="preserve"> 石叔，您……</w:t>
       </w:r>
     </w:p>
     <w:p>
